--- a/corpus/synthetic/hf-images__011.docx
+++ b/corpus/synthetic/hf-images__011.docx
@@ -20,50 +20,32 @@
 <w:hdr xmlns:w="http://schemas.openxmlformats.org/wordprocessingml/2006/main" xmlns:r="http://schemas.openxmlformats.org/officeDocument/2006/relationships" xmlns:wp="http://schemas.openxmlformats.org/drawingml/2006/wordprocessingDrawing" xmlns:a="http://schemas.openxmlformats.org/drawingml/2006/main" xmlns:pic="http://schemas.openxmlformats.org/drawingml/2006/picture">
   <w:p>
     <w:r>
-      <mc:AlternateContent xmlns:mc="http://schemas.openxmlformats.org/markup-compatibility/2006">
-        <mc:Choice Requires="wps">
-          <w:drawing>
-            <wp:anchor behindDoc="0" distT="0" distB="0" distL="0" distR="0" simplePos="0" relativeHeight="1" locked="0" layoutInCell="1" allowOverlap="1">
-              <wp:simplePos x="0" y="0"/>
-              <wp:positionH relativeFrom="margin">
-                <wp:posOffset>0</wp:posOffset>
-              </wp:positionH>
-              <wp:positionV relativeFrom="paragraph">
-                <wp:posOffset>0</wp:posOffset>
-              </wp:positionV>
-              <wp:extent cx="381000" cy="190500"/>
-              <wp:wrapNone/>
-              <wp:docPr id="2" name="Logo"/>
-              <a:graphic>
-                <a:graphicData uri="http://schemas.openxmlformats.org/drawingml/2006/picture">
+      <w:drawing>
+        <wp:inline distT="0" distB="0" distL="0" distR="0">
+          <wp:extent cx="381000" cy="190500"/>
+          <wp:docPr id="1" name="Logo"/>
+          <a:graphic>
+            <a:graphicData uri="http://schemas.openxmlformats.org/drawingml/2006/picture">
+              <mc:AlternateContent xmlns:mc="http://schemas.openxmlformats.org/markup-compatibility/2006">
+                <mc:Choice Requires="ma">
+                  <pic:pic>
+                    <pic:blipFill>
+                      <a:blip r:embed="rId9"/>
+                    </pic:blipFill>
+                  </pic:pic>
+                </mc:Choice>
+                <mc:Fallback>
                   <pic:pic>
                     <pic:blipFill>
                       <a:blip r:embed="rId1"/>
                     </pic:blipFill>
                   </pic:pic>
-                </a:graphicData>
-              </a:graphic>
-            </wp:anchor>
-          </w:drawing>
-        </mc:Choice>
-        <mc:Fallback>
-          <w:drawing>
-            <wp:inline distT="0" distB="0" distL="0" distR="0">
-              <wp:extent cx="381000" cy="190500"/>
-              <wp:docPr id="3" name="Logo"/>
-              <a:graphic>
-                <a:graphicData uri="http://schemas.openxmlformats.org/drawingml/2006/picture">
-                  <pic:pic>
-                    <pic:blipFill>
-                      <a:blip r:embed="rId1"/>
-                    </pic:blipFill>
-                  </pic:pic>
-                </a:graphicData>
-              </a:graphic>
-            </wp:inline>
-          </w:drawing>
-        </mc:Fallback>
-      </mc:AlternateContent>
+                </mc:Fallback>
+              </mc:AlternateContent>
+            </a:graphicData>
+          </a:graphic>
+        </wp:inline>
+      </w:drawing>
     </w:r>
   </w:p>
   <w:p>
